--- a/Aufgaben/Logicly_Leander.docx
+++ b/Aufgaben/Logicly_Leander.docx
@@ -26,12 +26,48 @@
     </w:p>
     <w:p>
       <w:r>
-        <w:t>Der Schalter 1 und 2 müssen an sein der Schalter 3 muss ausgeschaltet bleiben.</w:t>
+        <w:t xml:space="preserve">Der Schalter </w:t>
+      </w:r>
+      <w:r>
+        <w:t>2</w:t>
+      </w:r>
+      <w:r>
+        <w:t xml:space="preserve"> und </w:t>
+      </w:r>
+      <w:r>
+        <w:t>3</w:t>
+      </w:r>
+      <w:r>
+        <w:t xml:space="preserve"> müssen an sein</w:t>
+      </w:r>
+      <w:r>
+        <w:t>,</w:t>
+      </w:r>
+      <w:r>
+        <w:t xml:space="preserve"> der Schalter </w:t>
+      </w:r>
+      <w:r>
+        <w:t>4</w:t>
+      </w:r>
+      <w:r>
+        <w:t xml:space="preserve"> muss ausgeschaltet bleiben.</w:t>
       </w:r>
     </w:p>
     <w:p>
       <w:r>
-        <w:t>Die Schalter 4 und 5 sind hier egal.</w:t>
+        <w:t xml:space="preserve">Die Schalter </w:t>
+      </w:r>
+      <w:r>
+        <w:t>5</w:t>
+      </w:r>
+      <w:r>
+        <w:t xml:space="preserve"> und </w:t>
+      </w:r>
+      <w:r>
+        <w:t>6</w:t>
+      </w:r>
+      <w:r>
+        <w:t xml:space="preserve"> sind hier egal.</w:t>
       </w:r>
     </w:p>
     <w:p/>
@@ -42,13 +78,49 @@
     </w:p>
     <w:p>
       <w:r>
-        <w:t>Der Schalter 3 und 4 muss angeschaltet sein und der Schalter 5 muss ausgeschaltet sein. Die Schalter 1 und 2 sind hier egal.</w:t>
+        <w:t xml:space="preserve">Der Schalter </w:t>
+      </w:r>
+      <w:r>
+        <w:t>4</w:t>
+      </w:r>
+      <w:r>
+        <w:t xml:space="preserve"> und </w:t>
+      </w:r>
+      <w:r>
+        <w:t>5</w:t>
+      </w:r>
+      <w:r>
+        <w:t xml:space="preserve"> muss angeschaltet sein und der Schalter 5 muss ausgeschaltet sein. Die Schalter </w:t>
+      </w:r>
+      <w:r>
+        <w:t>2</w:t>
+      </w:r>
+      <w:r>
+        <w:t xml:space="preserve"> und </w:t>
+      </w:r>
+      <w:r>
+        <w:t>3</w:t>
+      </w:r>
+      <w:r>
+        <w:t xml:space="preserve"> sind hier egal.</w:t>
       </w:r>
     </w:p>
     <w:p/>
     <w:p>
       <w:r>
-        <w:t xml:space="preserve">Der Notfallschalter soll aber nur </w:t>
+        <w:t>Der Notfallschalter</w:t>
+      </w:r>
+      <w:r>
+        <w:t xml:space="preserve"> (1)</w:t>
+      </w:r>
+      <w:r>
+        <w:t xml:space="preserve"> </w:t>
+      </w:r>
+      <w:r>
+        <w:t>s</w:t>
+      </w:r>
+      <w:r>
+        <w:t xml:space="preserve">oll aber nur </w:t>
       </w:r>
       <w:r>
         <w:t>funktionieren,</w:t>
@@ -60,6 +132,9 @@
     <w:p/>
     <w:p>
       <w:r>
+        <w:rPr>
+          <w:noProof/>
+        </w:rPr>
         <w:drawing>
           <wp:anchor distT="0" distB="0" distL="114300" distR="114300" simplePos="0" relativeHeight="251658240" behindDoc="0" locked="0" layoutInCell="1" allowOverlap="1" wp14:anchorId="2D0F7AEA" wp14:editId="565D3671">
             <wp:simplePos x="0" y="0"/>
